--- a/00-首页/题组Word/第二轮习题集/第二轮习题集-化学原理I-学生版-打印版.docx
+++ b/00-首页/题组Word/第二轮习题集/第二轮习题集-化学原理I-学生版-打印版.docx
@@ -793,8 +793,8 @@
           <w:ilvl w:val="0"/>
           <w:numId w:val="1001"/>
         </w:numPr>
+        <w:spacing w:before="0" w:after="0"/>
         <w:ind w:left="480" w:hanging="480"/>
-        <w:spacing w:after="0"/>
       </w:pPr>
       <w:r>
         <w:rPr>
@@ -1020,8 +1020,8 @@
           <w:ilvl w:val="0"/>
           <w:numId w:val="1001"/>
         </w:numPr>
+        <w:spacing w:before="0" w:after="0"/>
         <w:ind w:left="480" w:hanging="480"/>
-        <w:spacing w:before="0" w:after="0"/>
       </w:pPr>
       <w:r>
         <w:rPr>
@@ -1037,8 +1037,8 @@
           <w:ilvl w:val="0"/>
           <w:numId w:val="1001"/>
         </w:numPr>
+        <w:spacing w:before="0" w:after="0"/>
         <w:ind w:left="480" w:hanging="480"/>
-        <w:spacing w:before="0" w:after="0"/>
       </w:pPr>
       <w:r>
         <w:rPr>
@@ -1054,8 +1054,8 @@
           <w:ilvl w:val="0"/>
           <w:numId w:val="1001"/>
         </w:numPr>
+        <w:spacing w:before="0" w:after="0"/>
         <w:ind w:left="480" w:hanging="480"/>
-        <w:spacing w:before="0" w:after="0"/>
       </w:pPr>
       <w:r>
         <w:rPr>
@@ -1071,8 +1071,8 @@
           <w:ilvl w:val="0"/>
           <w:numId w:val="1001"/>
         </w:numPr>
+        <w:spacing w:before="0" w:after="0"/>
         <w:ind w:left="480" w:hanging="480"/>
-        <w:spacing w:before="0" w:after="36"/>
       </w:pPr>
       <w:r>
         <w:rPr>
@@ -3000,8 +3000,8 @@
     <w:p>
       <w:pPr>
         <w:pStyle w:val="BodyText"/>
+        <w:spacing w:before="0" w:after="0"/>
         <w:ind w:left="480" w:hanging="480"/>
-        <w:spacing w:after="0"/>
       </w:pPr>
       <w:r>
         <w:rPr>
@@ -3055,14 +3055,53 @@
     <w:p>
       <w:pPr>
         <w:pStyle w:val="BodyText"/>
+        <w:spacing w:before="0" w:after="0"/>
         <w:ind w:left="480" w:hanging="480"/>
+      </w:pPr>
+      <w:r>
+        <w:rPr>
+          <w:rFonts w:ascii="Times New Roman" w:hAnsi="Times New Roman" w:eastAsia="Times New Roman" w:cs="Times New Roman"/>
+        </w:rPr>
+        <w:t>A. 0.1 mol L</w:t>
+      </w:r>
+      <w:r>
+        <w:rPr>
+          <w:rFonts w:ascii="Times New Roman" w:hAnsi="Times New Roman" w:eastAsia="Times New Roman" w:cs="Times New Roman"/>
+          <w:vertAlign w:val="superscript"/>
+        </w:rPr>
+        <w:t>-1</w:t>
+      </w:r>
+      <w:r>
+        <w:rPr>
+          <w:rFonts w:ascii="Times New Roman" w:hAnsi="Times New Roman" w:eastAsia="Times New Roman" w:cs="Times New Roman"/>
+        </w:rPr>
+        <w:t xml:space="preserve"> NH</w:t>
+      </w:r>
+      <w:r>
+        <w:rPr>
+          <w:rFonts w:ascii="Times New Roman" w:hAnsi="Times New Roman" w:eastAsia="Times New Roman" w:cs="Times New Roman"/>
+          <w:vertAlign w:val="subscript"/>
+        </w:rPr>
+        <w:t>4</w:t>
+      </w:r>
+      <w:r>
+        <w:rPr>
+          <w:rFonts w:ascii="Times New Roman" w:hAnsi="Times New Roman" w:eastAsia="Times New Roman" w:cs="Times New Roman"/>
+        </w:rPr>
+        <w:t>Ac　　</w:t>
+      </w:r>
+    </w:p>
+    <w:p>
+      <w:pPr>
+        <w:pStyle w:val="BodyText"/>
         <w:spacing w:before="0" w:after="0"/>
-      </w:pPr>
-      <w:r>
-        <w:rPr>
-          <w:rFonts w:ascii="Times New Roman" w:hAnsi="Times New Roman" w:eastAsia="Times New Roman" w:cs="Times New Roman"/>
-        </w:rPr>
-        <w:t>A. 0.1 mol L</w:t>
+        <w:ind w:left="480" w:hanging="480"/>
+      </w:pPr>
+      <w:r>
+        <w:rPr>
+          <w:rFonts w:ascii="Times New Roman" w:hAnsi="Times New Roman" w:eastAsia="Times New Roman" w:cs="Times New Roman"/>
+        </w:rPr>
+        <w:t>B. 0.1 mol L</w:t>
       </w:r>
       <w:r>
         <w:rPr>
@@ -3075,91 +3114,52 @@
         <w:rPr>
           <w:rFonts w:ascii="Times New Roman" w:hAnsi="Times New Roman" w:eastAsia="Times New Roman" w:cs="Times New Roman"/>
         </w:rPr>
-        <w:t xml:space="preserve"> NH</w:t>
-      </w:r>
-      <w:r>
-        <w:rPr>
-          <w:rFonts w:ascii="Times New Roman" w:hAnsi="Times New Roman" w:eastAsia="Times New Roman" w:cs="Times New Roman"/>
-          <w:vertAlign w:val="subscript"/>
-        </w:rPr>
-        <w:t>4</w:t>
-      </w:r>
-      <w:r>
-        <w:rPr>
-          <w:rFonts w:ascii="Times New Roman" w:hAnsi="Times New Roman" w:eastAsia="Times New Roman" w:cs="Times New Roman"/>
-        </w:rPr>
-        <w:t>Ac　　</w:t>
+        <w:t xml:space="preserve"> NaAc</w:t>
+      </w:r>
+      <w:r>
+        <w:rPr>
+          <w:rFonts w:ascii="Times New Roman" w:hAnsi="Times New Roman" w:eastAsia="Times New Roman" w:cs="Times New Roman"/>
+        </w:rPr>
+        <w:t xml:space="preserve"> </w:t>
+      </w:r>
+      <w:r>
+        <w:rPr>
+          <w:rFonts w:ascii="Times New Roman" w:hAnsi="Times New Roman" w:eastAsia="Times New Roman" w:cs="Times New Roman"/>
+        </w:rPr>
+        <w:t>- </w:t>
       </w:r>
     </w:p>
     <w:p>
       <w:pPr>
         <w:pStyle w:val="BodyText"/>
+        <w:spacing w:before="0" w:after="0"/>
         <w:ind w:left="480" w:hanging="480"/>
+      </w:pPr>
+      <w:r>
+        <w:rPr>
+          <w:rFonts w:ascii="Times New Roman" w:hAnsi="Times New Roman" w:eastAsia="Times New Roman" w:cs="Times New Roman"/>
+        </w:rPr>
+        <w:t>C. 0.1 mol L</w:t>
+      </w:r>
+      <w:r>
+        <w:rPr>
+          <w:rFonts w:ascii="Times New Roman" w:hAnsi="Times New Roman" w:eastAsia="Times New Roman" w:cs="Times New Roman"/>
+          <w:vertAlign w:val="superscript"/>
+        </w:rPr>
+        <w:t>-1</w:t>
+      </w:r>
+      <w:r>
+        <w:rPr>
+          <w:rFonts w:ascii="Times New Roman" w:hAnsi="Times New Roman" w:eastAsia="Times New Roman" w:cs="Times New Roman"/>
+        </w:rPr>
+        <w:t xml:space="preserve"> HAc　　</w:t>
+      </w:r>
+    </w:p>
+    <w:p>
+      <w:pPr>
+        <w:pStyle w:val="BodyText"/>
         <w:spacing w:before="0" w:after="0"/>
-      </w:pPr>
-      <w:r>
-        <w:rPr>
-          <w:rFonts w:ascii="Times New Roman" w:hAnsi="Times New Roman" w:eastAsia="Times New Roman" w:cs="Times New Roman"/>
-        </w:rPr>
-        <w:t>B. 0.1 mol L</w:t>
-      </w:r>
-      <w:r>
-        <w:rPr>
-          <w:rFonts w:ascii="Times New Roman" w:hAnsi="Times New Roman" w:eastAsia="Times New Roman" w:cs="Times New Roman"/>
-          <w:vertAlign w:val="superscript"/>
-        </w:rPr>
-        <w:t>-1</w:t>
-      </w:r>
-      <w:r>
-        <w:rPr>
-          <w:rFonts w:ascii="Times New Roman" w:hAnsi="Times New Roman" w:eastAsia="Times New Roman" w:cs="Times New Roman"/>
-        </w:rPr>
-        <w:t xml:space="preserve"> NaAc</w:t>
-      </w:r>
-      <w:r>
-        <w:rPr>
-          <w:rFonts w:ascii="Times New Roman" w:hAnsi="Times New Roman" w:eastAsia="Times New Roman" w:cs="Times New Roman"/>
-        </w:rPr>
-        <w:t xml:space="preserve"> </w:t>
-      </w:r>
-      <w:r>
-        <w:rPr>
-          <w:rFonts w:ascii="Times New Roman" w:hAnsi="Times New Roman" w:eastAsia="Times New Roman" w:cs="Times New Roman"/>
-        </w:rPr>
-        <w:t>- </w:t>
-      </w:r>
-    </w:p>
-    <w:p>
-      <w:pPr>
-        <w:pStyle w:val="BodyText"/>
         <w:ind w:left="480" w:hanging="480"/>
-        <w:spacing w:before="0" w:after="0"/>
-      </w:pPr>
-      <w:r>
-        <w:rPr>
-          <w:rFonts w:ascii="Times New Roman" w:hAnsi="Times New Roman" w:eastAsia="Times New Roman" w:cs="Times New Roman"/>
-        </w:rPr>
-        <w:t>C. 0.1 mol L</w:t>
-      </w:r>
-      <w:r>
-        <w:rPr>
-          <w:rFonts w:ascii="Times New Roman" w:hAnsi="Times New Roman" w:eastAsia="Times New Roman" w:cs="Times New Roman"/>
-          <w:vertAlign w:val="superscript"/>
-        </w:rPr>
-        <w:t>-1</w:t>
-      </w:r>
-      <w:r>
-        <w:rPr>
-          <w:rFonts w:ascii="Times New Roman" w:hAnsi="Times New Roman" w:eastAsia="Times New Roman" w:cs="Times New Roman"/>
-        </w:rPr>
-        <w:t xml:space="preserve"> HAc　　</w:t>
-      </w:r>
-    </w:p>
-    <w:p>
-      <w:pPr>
-        <w:pStyle w:val="BodyText"/>
-        <w:ind w:left="480" w:hanging="480"/>
-        <w:spacing w:before="0" w:after="180"/>
       </w:pPr>
       <w:r>
         <w:rPr>
@@ -3253,8 +3253,8 @@
           <w:ilvl w:val="0"/>
           <w:numId w:val="1004"/>
         </w:numPr>
+        <w:spacing w:before="0" w:after="0"/>
         <w:ind w:left="480" w:hanging="480"/>
-        <w:spacing w:after="0"/>
       </w:pPr>
       <w:r>
         <w:rPr>
@@ -3354,8 +3354,8 @@
           <w:ilvl w:val="0"/>
           <w:numId w:val="1004"/>
         </w:numPr>
+        <w:spacing w:before="0" w:after="0"/>
         <w:ind w:left="480" w:hanging="480"/>
-        <w:spacing w:before="0" w:after="0"/>
       </w:pPr>
       <w:r>
         <w:rPr>
@@ -3371,8 +3371,8 @@
           <w:ilvl w:val="0"/>
           <w:numId w:val="1004"/>
         </w:numPr>
+        <w:spacing w:before="0" w:after="0"/>
         <w:ind w:left="480" w:hanging="480"/>
-        <w:spacing w:before="0" w:after="0"/>
       </w:pPr>
       <w:r>
         <w:rPr>
@@ -3388,8 +3388,8 @@
           <w:ilvl w:val="0"/>
           <w:numId w:val="1004"/>
         </w:numPr>
+        <w:spacing w:before="0" w:after="0"/>
         <w:ind w:left="480" w:hanging="480"/>
-        <w:spacing w:before="0" w:after="0"/>
       </w:pPr>
       <w:r>
         <w:rPr>
@@ -3405,8 +3405,8 @@
           <w:ilvl w:val="0"/>
           <w:numId w:val="1004"/>
         </w:numPr>
+        <w:spacing w:before="0" w:after="0"/>
         <w:ind w:left="480" w:hanging="480"/>
-        <w:spacing w:before="0" w:after="36"/>
       </w:pPr>
       <w:r>
         <w:rPr>
@@ -4081,8 +4081,8 @@
           <w:ilvl w:val="0"/>
           <w:numId w:val="1005"/>
         </w:numPr>
+        <w:spacing w:before="0" w:after="0"/>
         <w:ind w:left="480" w:hanging="480"/>
-        <w:spacing w:after="0"/>
       </w:pPr>
       <w:r>
         <w:rPr>
@@ -4398,8 +4398,8 @@
           <w:ilvl w:val="0"/>
           <w:numId w:val="1005"/>
         </w:numPr>
+        <w:spacing w:before="0" w:after="0"/>
         <w:ind w:left="480" w:hanging="480"/>
-        <w:spacing w:before="0" w:after="0"/>
       </w:pPr>
       <w:r>
         <w:rPr>
@@ -4415,8 +4415,8 @@
           <w:ilvl w:val="0"/>
           <w:numId w:val="1005"/>
         </w:numPr>
+        <w:spacing w:before="0" w:after="0"/>
         <w:ind w:left="480" w:hanging="480"/>
-        <w:spacing w:before="0" w:after="0"/>
       </w:pPr>
       <w:r>
         <w:rPr>
@@ -4432,8 +4432,8 @@
           <w:ilvl w:val="0"/>
           <w:numId w:val="1005"/>
         </w:numPr>
+        <w:spacing w:before="0" w:after="0"/>
         <w:ind w:left="480" w:hanging="480"/>
-        <w:spacing w:before="0" w:after="0"/>
       </w:pPr>
       <w:r>
         <w:rPr>
@@ -4449,8 +4449,8 @@
           <w:ilvl w:val="0"/>
           <w:numId w:val="1005"/>
         </w:numPr>
+        <w:spacing w:before="0" w:after="0"/>
         <w:ind w:left="480" w:hanging="480"/>
-        <w:spacing w:before="0" w:after="36"/>
       </w:pPr>
       <w:r>
         <w:rPr>
@@ -4612,8 +4612,8 @@
     <w:p>
       <w:pPr>
         <w:pStyle w:val="BodyText"/>
+        <w:spacing w:before="0" w:after="0"/>
         <w:ind w:left="480" w:hanging="480"/>
-        <w:spacing w:after="0"/>
       </w:pPr>
       <w:r>
         <w:rPr>
@@ -4727,14 +4727,40 @@
     <w:p>
       <w:pPr>
         <w:pStyle w:val="BodyText"/>
+        <w:spacing w:before="0" w:after="0"/>
         <w:ind w:left="480" w:hanging="480"/>
+      </w:pPr>
+      <w:r>
+        <w:rPr>
+          <w:rFonts w:ascii="Times New Roman" w:hAnsi="Times New Roman" w:eastAsia="Times New Roman" w:cs="Times New Roman"/>
+        </w:rPr>
+        <w:t>A. 1.17 g L</w:t>
+      </w:r>
+      <w:r>
+        <w:rPr>
+          <w:rFonts w:ascii="Times New Roman" w:hAnsi="Times New Roman" w:eastAsia="Times New Roman" w:cs="Times New Roman"/>
+          <w:vertAlign w:val="superscript"/>
+        </w:rPr>
+        <w:t>-1</w:t>
+      </w:r>
+      <w:r>
+        <w:rPr>
+          <w:rFonts w:ascii="Times New Roman" w:hAnsi="Times New Roman" w:eastAsia="Times New Roman" w:cs="Times New Roman"/>
+        </w:rPr>
+        <w:t xml:space="preserve">　　</w:t>
+      </w:r>
+    </w:p>
+    <w:p>
+      <w:pPr>
+        <w:pStyle w:val="BodyText"/>
         <w:spacing w:before="0" w:after="0"/>
-      </w:pPr>
-      <w:r>
-        <w:rPr>
-          <w:rFonts w:ascii="Times New Roman" w:hAnsi="Times New Roman" w:eastAsia="Times New Roman" w:cs="Times New Roman"/>
-        </w:rPr>
-        <w:t>A. 1.17 g L</w:t>
+        <w:ind w:left="480" w:hanging="480"/>
+      </w:pPr>
+      <w:r>
+        <w:rPr>
+          <w:rFonts w:ascii="Times New Roman" w:hAnsi="Times New Roman" w:eastAsia="Times New Roman" w:cs="Times New Roman"/>
+        </w:rPr>
+        <w:t xml:space="preserve">B. 1.29 g L</w:t>
       </w:r>
       <w:r>
         <w:rPr>
@@ -4753,60 +4779,34 @@
     <w:p>
       <w:pPr>
         <w:pStyle w:val="BodyText"/>
+        <w:spacing w:before="0" w:after="0"/>
         <w:ind w:left="480" w:hanging="480"/>
+      </w:pPr>
+      <w:r>
+        <w:rPr>
+          <w:rFonts w:ascii="Times New Roman" w:hAnsi="Times New Roman" w:eastAsia="Times New Roman" w:cs="Times New Roman"/>
+        </w:rPr>
+        <w:t xml:space="preserve">C. 1.07 g L</w:t>
+      </w:r>
+      <w:r>
+        <w:rPr>
+          <w:rFonts w:ascii="Times New Roman" w:hAnsi="Times New Roman" w:eastAsia="Times New Roman" w:cs="Times New Roman"/>
+          <w:vertAlign w:val="superscript"/>
+        </w:rPr>
+        <w:t>-1</w:t>
+      </w:r>
+      <w:r>
+        <w:rPr>
+          <w:rFonts w:ascii="Times New Roman" w:hAnsi="Times New Roman" w:eastAsia="Times New Roman" w:cs="Times New Roman"/>
+        </w:rPr>
+        <w:t xml:space="preserve">　　</w:t>
+      </w:r>
+    </w:p>
+    <w:p>
+      <w:pPr>
+        <w:pStyle w:val="BodyText"/>
         <w:spacing w:before="0" w:after="0"/>
-      </w:pPr>
-      <w:r>
-        <w:rPr>
-          <w:rFonts w:ascii="Times New Roman" w:hAnsi="Times New Roman" w:eastAsia="Times New Roman" w:cs="Times New Roman"/>
-        </w:rPr>
-        <w:t xml:space="preserve">B. 1.29 g L</w:t>
-      </w:r>
-      <w:r>
-        <w:rPr>
-          <w:rFonts w:ascii="Times New Roman" w:hAnsi="Times New Roman" w:eastAsia="Times New Roman" w:cs="Times New Roman"/>
-          <w:vertAlign w:val="superscript"/>
-        </w:rPr>
-        <w:t>-1</w:t>
-      </w:r>
-      <w:r>
-        <w:rPr>
-          <w:rFonts w:ascii="Times New Roman" w:hAnsi="Times New Roman" w:eastAsia="Times New Roman" w:cs="Times New Roman"/>
-        </w:rPr>
-        <w:t xml:space="preserve">　　</w:t>
-      </w:r>
-    </w:p>
-    <w:p>
-      <w:pPr>
-        <w:pStyle w:val="BodyText"/>
         <w:ind w:left="480" w:hanging="480"/>
-        <w:spacing w:before="0" w:after="0"/>
-      </w:pPr>
-      <w:r>
-        <w:rPr>
-          <w:rFonts w:ascii="Times New Roman" w:hAnsi="Times New Roman" w:eastAsia="Times New Roman" w:cs="Times New Roman"/>
-        </w:rPr>
-        <w:t xml:space="preserve">C. 1.07 g L</w:t>
-      </w:r>
-      <w:r>
-        <w:rPr>
-          <w:rFonts w:ascii="Times New Roman" w:hAnsi="Times New Roman" w:eastAsia="Times New Roman" w:cs="Times New Roman"/>
-          <w:vertAlign w:val="superscript"/>
-        </w:rPr>
-        <w:t>-1</w:t>
-      </w:r>
-      <w:r>
-        <w:rPr>
-          <w:rFonts w:ascii="Times New Roman" w:hAnsi="Times New Roman" w:eastAsia="Times New Roman" w:cs="Times New Roman"/>
-        </w:rPr>
-        <w:t xml:space="preserve">　　</w:t>
-      </w:r>
-    </w:p>
-    <w:p>
-      <w:pPr>
-        <w:pStyle w:val="BodyText"/>
-        <w:ind w:left="480" w:hanging="480"/>
-        <w:spacing w:before="0" w:after="180"/>
       </w:pPr>
       <w:r>
         <w:rPr>
@@ -8001,6 +8001,7 @@
     <w:p>
       <w:pPr>
         <w:pStyle w:val="FirstParagraph"/>
+        <w:spacing w:before="0" w:after="0"/>
       </w:pPr>
       <w:r>
         <w:rPr>
@@ -8018,6 +8019,7 @@
     <w:p>
       <w:pPr>
         <w:pStyle w:val="BodyText"/>
+        <w:spacing w:before="0" w:after="0"/>
       </w:pPr>
       <w:r>
         <w:rPr>
@@ -8035,6 +8037,7 @@
     <w:p>
       <w:pPr>
         <w:pStyle w:val="BodyText"/>
+        <w:spacing w:before="0" w:after="0"/>
       </w:pPr>
       <w:r>
         <w:rPr>
@@ -8052,6 +8055,7 @@
     <w:p>
       <w:pPr>
         <w:pStyle w:val="BodyText"/>
+        <w:spacing w:before="0" w:after="0"/>
       </w:pPr>
       <w:r>
         <w:rPr>
@@ -8318,8 +8322,8 @@
     <w:p>
       <w:pPr>
         <w:pStyle w:val="BodyText"/>
+        <w:spacing w:before="0" w:after="0"/>
         <w:ind w:left="480" w:hanging="480"/>
-        <w:spacing w:after="0"/>
       </w:pPr>
       <w:r>
         <w:rPr>
@@ -8361,38 +8365,89 @@
     <w:p>
       <w:pPr>
         <w:pStyle w:val="BodyText"/>
+        <w:spacing w:before="0" w:after="0"/>
         <w:ind w:left="480" w:hanging="480"/>
+      </w:pPr>
+      <w:r>
+        <w:rPr>
+          <w:rFonts w:ascii="Times New Roman" w:hAnsi="Times New Roman" w:eastAsia="Times New Roman" w:cs="Times New Roman"/>
+        </w:rPr>
+        <w:t xml:space="preserve">B. </w:t>
+      </w:r>
+      <w:r>
+        <w:rPr>
+          <w:rFonts w:hint="eastAsia" w:ascii="Times New Roman" w:hAnsi="Times New Roman" w:eastAsia="FangSong" w:cs="Times New Roman"/>
+        </w:rPr>
+        <w:t>增大容器体积</w:t>
+      </w:r>
+      <w:r>
+        <w:rPr>
+          <w:rFonts w:hint="eastAsia" w:ascii="Times New Roman" w:hAnsi="Times New Roman" w:eastAsia="Times New Roman" w:cs="Times New Roman"/>
+        </w:rPr>
+        <w:t>（</w:t>
+      </w:r>
+      <w:r>
+        <w:rPr>
+          <w:rFonts w:hint="eastAsia" w:ascii="Times New Roman" w:hAnsi="Times New Roman" w:eastAsia="FangSong" w:cs="Times New Roman"/>
+        </w:rPr>
+        <w:t>减压</w:t>
+      </w:r>
+      <w:r>
+        <w:rPr>
+          <w:rFonts w:hint="eastAsia" w:ascii="Times New Roman" w:hAnsi="Times New Roman" w:eastAsia="Times New Roman" w:cs="Times New Roman"/>
+        </w:rPr>
+        <w:t>）</w:t>
+      </w:r>
+      <w:r>
+        <w:rPr>
+          <w:rFonts w:ascii="Times New Roman" w:hAnsi="Times New Roman" w:eastAsia="Times New Roman" w:cs="Times New Roman"/>
+        </w:rPr>
+        <w:t xml:space="preserve"> </w:t>
+      </w:r>
+    </w:p>
+    <w:p>
+      <w:pPr>
+        <w:pStyle w:val="BodyText"/>
         <w:spacing w:before="0" w:after="0"/>
-      </w:pPr>
-      <w:r>
-        <w:rPr>
-          <w:rFonts w:ascii="Times New Roman" w:hAnsi="Times New Roman" w:eastAsia="Times New Roman" w:cs="Times New Roman"/>
-        </w:rPr>
-        <w:t xml:space="preserve">B. </w:t>
-      </w:r>
-      <w:r>
-        <w:rPr>
-          <w:rFonts w:hint="eastAsia" w:ascii="Times New Roman" w:hAnsi="Times New Roman" w:eastAsia="FangSong" w:cs="Times New Roman"/>
-        </w:rPr>
-        <w:t>增大容器体积</w:t>
-      </w:r>
-      <w:r>
-        <w:rPr>
-          <w:rFonts w:hint="eastAsia" w:ascii="Times New Roman" w:hAnsi="Times New Roman" w:eastAsia="Times New Roman" w:cs="Times New Roman"/>
-        </w:rPr>
-        <w:t>（</w:t>
-      </w:r>
-      <w:r>
-        <w:rPr>
-          <w:rFonts w:hint="eastAsia" w:ascii="Times New Roman" w:hAnsi="Times New Roman" w:eastAsia="FangSong" w:cs="Times New Roman"/>
-        </w:rPr>
-        <w:t>减压</w:t>
-      </w:r>
-      <w:r>
-        <w:rPr>
-          <w:rFonts w:hint="eastAsia" w:ascii="Times New Roman" w:hAnsi="Times New Roman" w:eastAsia="Times New Roman" w:cs="Times New Roman"/>
-        </w:rPr>
-        <w:t>）</w:t>
+        <w:ind w:left="480" w:hanging="480"/>
+      </w:pPr>
+      <w:r>
+        <w:rPr>
+          <w:rFonts w:ascii="Times New Roman" w:hAnsi="Times New Roman" w:eastAsia="Times New Roman" w:cs="Times New Roman"/>
+        </w:rPr>
+        <w:t xml:space="preserve">C. </w:t>
+      </w:r>
+      <w:r>
+        <w:rPr>
+          <w:rFonts w:hint="eastAsia" w:ascii="Times New Roman" w:hAnsi="Times New Roman" w:eastAsia="FangSong" w:cs="Times New Roman"/>
+        </w:rPr>
+        <w:t>加入</w:t>
+      </w:r>
+      <w:r>
+        <w:rPr>
+          <w:rFonts w:hint="eastAsia" w:ascii="Times New Roman" w:hAnsi="Times New Roman" w:eastAsia="Times New Roman" w:cs="Times New Roman"/>
+        </w:rPr>
+        <w:t>N</w:t>
+      </w:r>
+      <w:r>
+        <w:rPr>
+          <w:rFonts w:hint="eastAsia" w:ascii="Times New Roman" w:hAnsi="Times New Roman" w:eastAsia="Times New Roman" w:cs="Times New Roman"/>
+          <w:vertAlign w:val="subscript"/>
+        </w:rPr>
+        <w:t>2</w:t>
+      </w:r>
+      <w:r>
+        <w:rPr>
+          <w:rFonts w:hint="eastAsia" w:ascii="Times New Roman" w:hAnsi="Times New Roman" w:eastAsia="Times New Roman" w:cs="Times New Roman"/>
+        </w:rPr>
+        <w:t>O</w:t>
+      </w:r>
+      <w:r>
+        <w:rPr>
+          <w:rFonts w:hint="eastAsia" w:ascii="Times New Roman" w:hAnsi="Times New Roman" w:eastAsia="Times New Roman" w:cs="Times New Roman"/>
+          <w:vertAlign w:val="subscript"/>
+        </w:rPr>
+        <w:t>4</w:t>
       </w:r>
       <w:r>
         <w:rPr>
@@ -8404,59 +8459,8 @@
     <w:p>
       <w:pPr>
         <w:pStyle w:val="BodyText"/>
+        <w:spacing w:before="0" w:after="0"/>
         <w:ind w:left="480" w:hanging="480"/>
-        <w:spacing w:before="0" w:after="0"/>
-      </w:pPr>
-      <w:r>
-        <w:rPr>
-          <w:rFonts w:ascii="Times New Roman" w:hAnsi="Times New Roman" w:eastAsia="Times New Roman" w:cs="Times New Roman"/>
-        </w:rPr>
-        <w:t xml:space="preserve">C. </w:t>
-      </w:r>
-      <w:r>
-        <w:rPr>
-          <w:rFonts w:hint="eastAsia" w:ascii="Times New Roman" w:hAnsi="Times New Roman" w:eastAsia="FangSong" w:cs="Times New Roman"/>
-        </w:rPr>
-        <w:t>加入</w:t>
-      </w:r>
-      <w:r>
-        <w:rPr>
-          <w:rFonts w:hint="eastAsia" w:ascii="Times New Roman" w:hAnsi="Times New Roman" w:eastAsia="Times New Roman" w:cs="Times New Roman"/>
-        </w:rPr>
-        <w:t>N</w:t>
-      </w:r>
-      <w:r>
-        <w:rPr>
-          <w:rFonts w:hint="eastAsia" w:ascii="Times New Roman" w:hAnsi="Times New Roman" w:eastAsia="Times New Roman" w:cs="Times New Roman"/>
-          <w:vertAlign w:val="subscript"/>
-        </w:rPr>
-        <w:t>2</w:t>
-      </w:r>
-      <w:r>
-        <w:rPr>
-          <w:rFonts w:hint="eastAsia" w:ascii="Times New Roman" w:hAnsi="Times New Roman" w:eastAsia="Times New Roman" w:cs="Times New Roman"/>
-        </w:rPr>
-        <w:t>O</w:t>
-      </w:r>
-      <w:r>
-        <w:rPr>
-          <w:rFonts w:hint="eastAsia" w:ascii="Times New Roman" w:hAnsi="Times New Roman" w:eastAsia="Times New Roman" w:cs="Times New Roman"/>
-          <w:vertAlign w:val="subscript"/>
-        </w:rPr>
-        <w:t>4</w:t>
-      </w:r>
-      <w:r>
-        <w:rPr>
-          <w:rFonts w:ascii="Times New Roman" w:hAnsi="Times New Roman" w:eastAsia="Times New Roman" w:cs="Times New Roman"/>
-        </w:rPr>
-        <w:t xml:space="preserve"> </w:t>
-      </w:r>
-    </w:p>
-    <w:p>
-      <w:pPr>
-        <w:pStyle w:val="BodyText"/>
-        <w:ind w:left="480" w:hanging="480"/>
-        <w:spacing w:before="0" w:after="180"/>
       </w:pPr>
       <w:r>
         <w:rPr>
@@ -9400,8 +9404,8 @@
     <w:p>
       <w:pPr>
         <w:pStyle w:val="BodyText"/>
+        <w:spacing w:before="0" w:after="0"/>
         <w:ind w:left="480" w:hanging="480"/>
-        <w:spacing w:after="0"/>
       </w:pPr>
       <w:r>
         <w:rPr>
@@ -9574,47 +9578,47 @@
     <w:p>
       <w:pPr>
         <w:pStyle w:val="BodyText"/>
+        <w:spacing w:before="0" w:after="0"/>
         <w:ind w:left="480" w:hanging="480"/>
+      </w:pPr>
+      <w:r>
+        <w:rPr>
+          <w:rFonts w:ascii="Times New Roman" w:hAnsi="Times New Roman" w:eastAsia="Times New Roman" w:cs="Times New Roman"/>
+        </w:rPr>
+        <w:t xml:space="preserve">(A)+,-,-; </w:t>
+      </w:r>
+    </w:p>
+    <w:p>
+      <w:pPr>
+        <w:pStyle w:val="BodyText"/>
         <w:spacing w:before="0" w:after="0"/>
-      </w:pPr>
-      <w:r>
-        <w:rPr>
-          <w:rFonts w:ascii="Times New Roman" w:hAnsi="Times New Roman" w:eastAsia="Times New Roman" w:cs="Times New Roman"/>
-        </w:rPr>
-        <w:t xml:space="preserve">(A)+,-,-; </w:t>
+        <w:ind w:left="480" w:hanging="480"/>
+      </w:pPr>
+      <w:r>
+        <w:rPr>
+          <w:rFonts w:ascii="Times New Roman" w:hAnsi="Times New Roman" w:eastAsia="Times New Roman" w:cs="Times New Roman"/>
+        </w:rPr>
+        <w:t xml:space="preserve">(B)+,+,-; </w:t>
       </w:r>
     </w:p>
     <w:p>
       <w:pPr>
         <w:pStyle w:val="BodyText"/>
+        <w:spacing w:before="0" w:after="0"/>
         <w:ind w:left="480" w:hanging="480"/>
+      </w:pPr>
+      <w:r>
+        <w:rPr>
+          <w:rFonts w:ascii="Times New Roman" w:hAnsi="Times New Roman" w:eastAsia="Times New Roman" w:cs="Times New Roman"/>
+        </w:rPr>
+        <w:t xml:space="preserve">(C)-,+,-; </w:t>
+      </w:r>
+    </w:p>
+    <w:p>
+      <w:pPr>
+        <w:pStyle w:val="BodyText"/>
         <w:spacing w:before="0" w:after="0"/>
-      </w:pPr>
-      <w:r>
-        <w:rPr>
-          <w:rFonts w:ascii="Times New Roman" w:hAnsi="Times New Roman" w:eastAsia="Times New Roman" w:cs="Times New Roman"/>
-        </w:rPr>
-        <w:t xml:space="preserve">(B)+,+,-; </w:t>
-      </w:r>
-    </w:p>
-    <w:p>
-      <w:pPr>
-        <w:pStyle w:val="BodyText"/>
         <w:ind w:left="480" w:hanging="480"/>
-        <w:spacing w:before="0" w:after="0"/>
-      </w:pPr>
-      <w:r>
-        <w:rPr>
-          <w:rFonts w:ascii="Times New Roman" w:hAnsi="Times New Roman" w:eastAsia="Times New Roman" w:cs="Times New Roman"/>
-        </w:rPr>
-        <w:t xml:space="preserve">(C)-,+,-; </w:t>
-      </w:r>
-    </w:p>
-    <w:p>
-      <w:pPr>
-        <w:pStyle w:val="BodyText"/>
-        <w:ind w:left="480" w:hanging="480"/>
-        <w:spacing w:before="0" w:after="180"/>
       </w:pPr>
       <w:r>
         <w:rPr>
@@ -13665,7 +13669,6 @@
     <w:bookmarkEnd w:id="32"/>
     <w:bookmarkEnd w:id="33"/>
     <w:sectPr>
-      <w:headerReference w:type="default" r:id="rId10"/>
       <w:footerReference w:type="default" r:id="rId9"/>
       <w:footnotePr>
         <w:numRestart w:val="eachSect"/>
@@ -13692,16 +13695,6 @@
       <w:rPr>
         <w:rFonts w:ascii="Times New Roman" w:hAnsi="Times New Roman" w:eastAsia="Times New Roman" w:cs="Times New Roman"/>
         <w:b w:val="0"/>
-        <w:color w:val="000000"/>
-        <w:sz w:val="20"/>
-      </w:rPr>
-      <w:t xml:space="preserve">第 </w:t>
-    </w:r>
-    <w:r>
-      <w:rPr>
-        <w:rFonts w:ascii="Times New Roman" w:hAnsi="Times New Roman" w:eastAsia="Times New Roman" w:cs="Times New Roman"/>
-        <w:b w:val="0"/>
-        <w:color w:val="000000"/>
         <w:sz w:val="20"/>
       </w:rPr>
       <w:fldChar w:fldCharType="begin"/>
@@ -13710,7 +13703,6 @@
       <w:rPr>
         <w:rFonts w:ascii="Times New Roman" w:hAnsi="Times New Roman" w:eastAsia="Times New Roman" w:cs="Times New Roman"/>
         <w:b w:val="0"/>
-        <w:color w:val="000000"/>
         <w:sz w:val="20"/>
       </w:rPr>
       <w:instrText xml:space="preserve"> PAGE </w:instrText>
@@ -13719,91 +13711,9 @@
       <w:rPr>
         <w:rFonts w:ascii="Times New Roman" w:hAnsi="Times New Roman" w:eastAsia="Times New Roman" w:cs="Times New Roman"/>
         <w:b w:val="0"/>
-        <w:color w:val="000000"/>
-        <w:sz w:val="20"/>
-      </w:rPr>
-      <w:fldChar w:fldCharType="separate"/>
-    </w:r>
-    <w:r>
-      <w:rPr>
-        <w:rFonts w:ascii="Times New Roman" w:hAnsi="Times New Roman" w:eastAsia="Times New Roman" w:cs="Times New Roman"/>
-        <w:b w:val="0"/>
-        <w:color w:val="000000"/>
-        <w:sz w:val="20"/>
-      </w:rPr>
-      <w:t>1</w:t>
-    </w:r>
-    <w:r>
-      <w:rPr>
-        <w:rFonts w:ascii="Times New Roman" w:hAnsi="Times New Roman" w:eastAsia="Times New Roman" w:cs="Times New Roman"/>
-        <w:b w:val="0"/>
-        <w:color w:val="000000"/>
         <w:sz w:val="20"/>
       </w:rPr>
       <w:fldChar w:fldCharType="end"/>
-    </w:r>
-    <w:r>
-      <w:rPr>
-        <w:rFonts w:ascii="Times New Roman" w:hAnsi="Times New Roman" w:eastAsia="Times New Roman" w:cs="Times New Roman"/>
-        <w:b w:val="0"/>
-        <w:color w:val="000000"/>
-        <w:sz w:val="20"/>
-      </w:rPr>
-      <w:t xml:space="preserve"> 页 / 共 </w:t>
-    </w:r>
-    <w:r>
-      <w:rPr>
-        <w:rFonts w:ascii="Times New Roman" w:hAnsi="Times New Roman" w:eastAsia="Times New Roman" w:cs="Times New Roman"/>
-        <w:b w:val="0"/>
-        <w:color w:val="000000"/>
-        <w:sz w:val="20"/>
-      </w:rPr>
-      <w:fldChar w:fldCharType="begin"/>
-    </w:r>
-    <w:r>
-      <w:rPr>
-        <w:rFonts w:ascii="Times New Roman" w:hAnsi="Times New Roman" w:eastAsia="Times New Roman" w:cs="Times New Roman"/>
-        <w:b w:val="0"/>
-        <w:color w:val="000000"/>
-        <w:sz w:val="20"/>
-      </w:rPr>
-      <w:instrText xml:space="preserve"> NUMPAGES </w:instrText>
-    </w:r>
-    <w:r>
-      <w:rPr>
-        <w:rFonts w:ascii="Times New Roman" w:hAnsi="Times New Roman" w:eastAsia="Times New Roman" w:cs="Times New Roman"/>
-        <w:b w:val="0"/>
-        <w:color w:val="000000"/>
-        <w:sz w:val="20"/>
-      </w:rPr>
-      <w:fldChar w:fldCharType="separate"/>
-    </w:r>
-    <w:r>
-      <w:rPr>
-        <w:rFonts w:ascii="Times New Roman" w:hAnsi="Times New Roman" w:eastAsia="Times New Roman" w:cs="Times New Roman"/>
-        <w:b w:val="0"/>
-        <w:color w:val="000000"/>
-        <w:sz w:val="20"/>
-      </w:rPr>
-      <w:t>1</w:t>
-    </w:r>
-    <w:r>
-      <w:rPr>
-        <w:rFonts w:ascii="Times New Roman" w:hAnsi="Times New Roman" w:eastAsia="Times New Roman" w:cs="Times New Roman"/>
-        <w:b w:val="0"/>
-        <w:color w:val="000000"/>
-        <w:sz w:val="20"/>
-      </w:rPr>
-      <w:fldChar w:fldCharType="end"/>
-    </w:r>
-    <w:r>
-      <w:rPr>
-        <w:rFonts w:ascii="Times New Roman" w:hAnsi="Times New Roman" w:eastAsia="Times New Roman" w:cs="Times New Roman"/>
-        <w:b w:val="0"/>
-        <w:color w:val="000000"/>
-        <w:sz w:val="20"/>
-      </w:rPr>
-      <w:t xml:space="preserve"> 页</w:t>
     </w:r>
   </w:p>
 </w:ftr>
@@ -13826,28 +13736,6 @@
     </w:p>
   </w:footnote>
 </w:footnotes>
-</file>
-
-<file path=word/header1.xml><?xml version="1.0" encoding="utf-8"?>
-<w:hdr xmlns:m="http://schemas.openxmlformats.org/officeDocument/2006/math" xmlns:mc="http://schemas.openxmlformats.org/markup-compatibility/2006" xmlns:mo="http://schemas.microsoft.com/office/mac/office/2008/main" xmlns:mv="urn:schemas-microsoft-com:mac:vml" xmlns:o="urn:schemas-microsoft-com:office:office" xmlns:r="http://schemas.openxmlformats.org/officeDocument/2006/relationships" xmlns:v="urn:schemas-microsoft-com:vml" xmlns:w10="urn:schemas-microsoft-com:office:word" xmlns:w14="http://schemas.microsoft.com/office/word/2010/wordml" xmlns:w="http://schemas.openxmlformats.org/wordprocessingml/2006/main" xmlns:wne="http://schemas.microsoft.com/office/word/2006/wordml" xmlns:wp14="http://schemas.microsoft.com/office/word/2010/wordprocessingDrawing" xmlns:wp="http://schemas.openxmlformats.org/drawingml/2006/wordprocessingDrawing" xmlns:wpc="http://schemas.microsoft.com/office/word/2010/wordprocessingCanvas" xmlns:wpg="http://schemas.microsoft.com/office/word/2010/wordprocessingGroup" xmlns:wpi="http://schemas.microsoft.com/office/word/2010/wordprocessingInk" xmlns:wps="http://schemas.microsoft.com/office/word/2010/wordprocessingShape" mc:Ignorable="w14 wp14">
-  <w:p>
-    <w:pPr>
-      <w:jc w:val="right"/>
-      <w:pBdr>
-        <w:bottom w:val="single" w:sz="4" w:space="2" w:color="000000"/>
-      </w:pBdr>
-    </w:pPr>
-    <w:r>
-      <w:rPr>
-        <w:rFonts w:ascii="Times New Roman" w:hAnsi="Times New Roman" w:eastAsia="Times New Roman" w:cs="Times New Roman"/>
-        <w:b w:val="0"/>
-        <w:color w:val="000000"/>
-        <w:sz w:val="18"/>
-      </w:rPr>
-      <w:t xml:space="preserve">第二轮习题集-化学原理I</w:t>
-    </w:r>
-  </w:p>
-</w:hdr>
 </file>
 
 <file path=word/numbering.xml><?xml version="1.0" encoding="utf-8"?>
